--- a/docs/local/DOCX/_5e_T1_004.docx
+++ b/docs/local/DOCX/_5e_T1_004.docx
@@ -28,7 +28,7 @@
         <w:tblLook w:val="04A0" w:firstRow="1" w:lastRow="0" w:firstColumn="1" w:lastColumn="0" w:noHBand="0" w:noVBand="1"/>
       </w:tblPr>
       <w:tblGrid>
-        <w:gridCol w:w="14390"/>
+        <w:gridCol w:w="14311"/>
       </w:tblGrid>
       <w:tr>
         <w:tc>
@@ -3095,11 +3095,28 @@
         <w:rPr>
           <w:noProof/>
         </w:rPr>
+        <w:lastRenderedPageBreak/>
         <w:drawing>
-          <wp:inline distT="0" distB="0" distL="0" distR="0" wp14:anchorId="04720532" wp14:editId="29E39BA8">
-            <wp:extent cx="8399087" cy="2553823"/>
-            <wp:effectExtent l="0" t="0" r="0" b="0"/>
-            <wp:docPr id="1557665194" name="Image 1"/>
+          <wp:anchor distT="0" distB="0" distL="114300" distR="114300" simplePos="0" relativeHeight="251712512" behindDoc="1" locked="0" layoutInCell="1" allowOverlap="1" wp14:anchorId="189463B5" wp14:editId="19FC2D1B">
+            <wp:simplePos x="0" y="0"/>
+            <wp:positionH relativeFrom="column">
+              <wp:posOffset>3544</wp:posOffset>
+            </wp:positionH>
+            <wp:positionV relativeFrom="paragraph">
+              <wp:posOffset>3661070</wp:posOffset>
+            </wp:positionV>
+            <wp:extent cx="9029700" cy="3020695"/>
+            <wp:effectExtent l="0" t="0" r="0" b="1905"/>
+            <wp:wrapTight wrapText="bothSides">
+              <wp:wrapPolygon edited="0">
+                <wp:start x="0" y="0"/>
+                <wp:lineTo x="0" y="21523"/>
+                <wp:lineTo x="21570" y="21523"/>
+                <wp:lineTo x="21570" y="0"/>
+                <wp:lineTo x="0" y="0"/>
+              </wp:wrapPolygon>
+            </wp:wrapTight>
+            <wp:docPr id="1463852165" name="Image 1"/>
             <wp:cNvGraphicFramePr>
               <a:graphicFrameLocks xmlns:a="http://schemas.openxmlformats.org/drawingml/2006/main" noChangeAspect="1"/>
             </wp:cNvGraphicFramePr>
@@ -3126,7 +3143,7 @@
                   <pic:spPr bwMode="auto">
                     <a:xfrm>
                       <a:off x="0" y="0"/>
-                      <a:ext cx="8458523" cy="2571895"/>
+                      <a:ext cx="9029700" cy="3020695"/>
                     </a:xfrm>
                     <a:prstGeom prst="rect">
                       <a:avLst/>
@@ -3143,27 +3160,42 @@
                 </pic:pic>
               </a:graphicData>
             </a:graphic>
-          </wp:inline>
+            <wp14:sizeRelH relativeFrom="page">
+              <wp14:pctWidth>0</wp14:pctWidth>
+            </wp14:sizeRelH>
+            <wp14:sizeRelV relativeFrom="page">
+              <wp14:pctHeight>0</wp14:pctHeight>
+            </wp14:sizeRelV>
+          </wp:anchor>
         </w:drawing>
       </w:r>
     </w:p>
-    <w:p/>
-    <w:p/>
-    <w:p/>
-    <w:p/>
     <w:p>
-      <w:pPr>
-        <w:jc w:val="center"/>
-      </w:pPr>
       <w:r>
         <w:rPr>
           <w:noProof/>
         </w:rPr>
         <w:drawing>
-          <wp:inline distT="0" distB="0" distL="0" distR="0" wp14:anchorId="7E209447" wp14:editId="00A73687">
-            <wp:extent cx="8399087" cy="2553823"/>
-            <wp:effectExtent l="0" t="0" r="0" b="0"/>
-            <wp:docPr id="580130006" name="Image 1"/>
+          <wp:anchor distT="0" distB="0" distL="114300" distR="114300" simplePos="0" relativeHeight="251710464" behindDoc="1" locked="0" layoutInCell="1" allowOverlap="1" wp14:anchorId="1971808D" wp14:editId="18700122">
+            <wp:simplePos x="0" y="0"/>
+            <wp:positionH relativeFrom="column">
+              <wp:posOffset>2540</wp:posOffset>
+            </wp:positionH>
+            <wp:positionV relativeFrom="paragraph">
+              <wp:posOffset>165100</wp:posOffset>
+            </wp:positionV>
+            <wp:extent cx="9029700" cy="3020695"/>
+            <wp:effectExtent l="0" t="0" r="0" b="1905"/>
+            <wp:wrapTight wrapText="bothSides">
+              <wp:wrapPolygon edited="0">
+                <wp:start x="0" y="0"/>
+                <wp:lineTo x="0" y="21523"/>
+                <wp:lineTo x="21570" y="21523"/>
+                <wp:lineTo x="21570" y="0"/>
+                <wp:lineTo x="0" y="0"/>
+              </wp:wrapPolygon>
+            </wp:wrapTight>
+            <wp:docPr id="2048802384" name="Image 1"/>
             <wp:cNvGraphicFramePr>
               <a:graphicFrameLocks xmlns:a="http://schemas.openxmlformats.org/drawingml/2006/main" noChangeAspect="1"/>
             </wp:cNvGraphicFramePr>
@@ -3190,7 +3222,7 @@
                   <pic:spPr bwMode="auto">
                     <a:xfrm>
                       <a:off x="0" y="0"/>
-                      <a:ext cx="8458523" cy="2571895"/>
+                      <a:ext cx="9029700" cy="3020695"/>
                     </a:xfrm>
                     <a:prstGeom prst="rect">
                       <a:avLst/>
@@ -3207,14 +3239,649 @@
                 </pic:pic>
               </a:graphicData>
             </a:graphic>
-          </wp:inline>
+            <wp14:sizeRelH relativeFrom="page">
+              <wp14:pctWidth>0</wp14:pctWidth>
+            </wp14:sizeRelH>
+            <wp14:sizeRelV relativeFrom="page">
+              <wp14:pctHeight>0</wp14:pctHeight>
+            </wp14:sizeRelV>
+          </wp:anchor>
         </w:drawing>
       </w:r>
     </w:p>
     <w:p/>
+    <w:p/>
+    <w:p/>
+    <w:p>
+      <w:pPr>
+        <w:jc w:val="center"/>
+      </w:pPr>
+    </w:p>
+    <w:p>
+      <w:r>
+        <w:br/>
+      </w:r>
+      <w:r>
+        <w:br/>
+      </w:r>
+      <w:r>
+        <w:br/>
+      </w:r>
+      <w:r>
+        <w:br/>
+      </w:r>
+      <w:r>
+        <w:br/>
+      </w:r>
+      <w:r>
+        <w:br/>
+      </w:r>
+      <w:r>
+        <w:br/>
+      </w:r>
+      <w:r>
+        <w:br/>
+      </w:r>
+      <w:r>
+        <w:br/>
+      </w:r>
+      <w:r>
+        <w:br/>
+      </w:r>
+      <w:r>
+        <w:br/>
+      </w:r>
+      <w:r>
+        <w:br/>
+      </w:r>
+      <w:r>
+        <w:br/>
+      </w:r>
+      <w:r>
+        <w:br/>
+      </w:r>
+      <w:r>
+        <w:br/>
+      </w:r>
+      <w:r>
+        <w:br/>
+      </w:r>
+      <w:r>
+        <w:br/>
+      </w:r>
+      <w:r>
+        <w:br/>
+      </w:r>
+      <w:r>
+        <w:br/>
+      </w:r>
+      <w:r>
+        <w:br/>
+      </w:r>
+      <w:r>
+        <w:br/>
+      </w:r>
+      <w:r>
+        <w:br/>
+      </w:r>
+      <w:r>
+        <w:br/>
+      </w:r>
+      <w:r>
+        <w:br/>
+      </w:r>
+      <w:r>
+        <w:br/>
+      </w:r>
+      <w:r>
+        <w:br/>
+      </w:r>
+      <w:r>
+        <w:br/>
+      </w:r>
+      <w:r>
+        <w:br/>
+      </w:r>
+      <w:r>
+        <w:br/>
+      </w:r>
+      <w:r>
+        <w:br/>
+      </w:r>
+      <w:r>
+        <w:br/>
+      </w:r>
+      <w:r>
+        <w:br/>
+      </w:r>
+      <w:r>
+        <w:br/>
+      </w:r>
+      <w:r>
+        <w:br/>
+      </w:r>
+      <w:r>
+        <w:br/>
+      </w:r>
+      <w:r>
+        <w:br/>
+      </w:r>
+      <w:r>
+        <w:lastRenderedPageBreak/>
+        <w:br/>
+      </w:r>
+      <w:r>
+        <w:br/>
+      </w:r>
+      <w:r>
+        <w:br/>
+      </w:r>
+      <w:r>
+        <w:br/>
+      </w:r>
+      <w:r>
+        <w:br/>
+      </w:r>
+      <w:r>
+        <w:br/>
+      </w:r>
+      <w:r>
+        <w:br/>
+      </w:r>
+      <w:r>
+        <w:br/>
+      </w:r>
+      <w:r>
+        <w:br/>
+      </w:r>
+      <w:r>
+        <w:br/>
+      </w:r>
+      <w:r>
+        <w:br/>
+      </w:r>
+      <w:r>
+        <w:br/>
+      </w:r>
+      <w:r>
+        <w:br/>
+      </w:r>
+      <w:r>
+        <w:br/>
+      </w:r>
+      <w:r>
+        <w:br/>
+      </w:r>
+      <w:r>
+        <w:br/>
+      </w:r>
+      <w:r>
+        <w:br/>
+      </w:r>
+      <w:r>
+        <w:br/>
+      </w:r>
+      <w:r>
+        <w:br/>
+      </w:r>
+      <w:r>
+        <w:br/>
+      </w:r>
+      <w:r>
+        <w:br/>
+      </w:r>
+      <w:r>
+        <w:br/>
+      </w:r>
+      <w:r>
+        <w:br/>
+      </w:r>
+      <w:r>
+        <w:br/>
+      </w:r>
+      <w:r>
+        <w:br/>
+      </w:r>
+      <w:r>
+        <w:br/>
+      </w:r>
+      <w:r>
+        <w:br/>
+      </w:r>
+      <w:r>
+        <w:br/>
+      </w:r>
+      <w:r>
+        <w:br/>
+      </w:r>
+      <w:r>
+        <w:br/>
+      </w:r>
+      <w:r>
+        <w:br/>
+      </w:r>
+      <w:r>
+        <w:br/>
+      </w:r>
+      <w:r>
+        <w:br/>
+      </w:r>
+      <w:r>
+        <w:br/>
+      </w:r>
+      <w:r>
+        <w:br/>
+      </w:r>
+      <w:r>
+        <w:br/>
+      </w:r>
+      <w:r>
+        <w:br/>
+      </w:r>
+      <w:r>
+        <w:br/>
+      </w:r>
+      <w:r>
+        <w:br/>
+      </w:r>
+      <w:r>
+        <w:br/>
+      </w:r>
+      <w:r>
+        <w:rPr>
+          <w:noProof/>
+        </w:rPr>
+        <w:lastRenderedPageBreak/>
+        <w:drawing>
+          <wp:anchor distT="0" distB="0" distL="114300" distR="114300" simplePos="0" relativeHeight="251714560" behindDoc="1" locked="0" layoutInCell="1" allowOverlap="1" wp14:anchorId="77D51258" wp14:editId="694A1B02">
+            <wp:simplePos x="0" y="0"/>
+            <wp:positionH relativeFrom="column">
+              <wp:posOffset>2233</wp:posOffset>
+            </wp:positionH>
+            <wp:positionV relativeFrom="paragraph">
+              <wp:posOffset>30</wp:posOffset>
+            </wp:positionV>
+            <wp:extent cx="5921126" cy="1800000"/>
+            <wp:effectExtent l="0" t="0" r="0" b="3810"/>
+            <wp:wrapTight wrapText="bothSides">
+              <wp:wrapPolygon edited="0">
+                <wp:start x="0" y="0"/>
+                <wp:lineTo x="0" y="21493"/>
+                <wp:lineTo x="21544" y="21493"/>
+                <wp:lineTo x="21544" y="0"/>
+                <wp:lineTo x="0" y="0"/>
+              </wp:wrapPolygon>
+            </wp:wrapTight>
+            <wp:docPr id="1557665194" name="Image 1"/>
+            <wp:cNvGraphicFramePr>
+              <a:graphicFrameLocks xmlns:a="http://schemas.openxmlformats.org/drawingml/2006/main" noChangeAspect="1"/>
+            </wp:cNvGraphicFramePr>
+            <a:graphic xmlns:a="http://schemas.openxmlformats.org/drawingml/2006/main">
+              <a:graphicData uri="http://schemas.openxmlformats.org/drawingml/2006/picture">
+                <pic:pic xmlns:pic="http://schemas.openxmlformats.org/drawingml/2006/picture">
+                  <pic:nvPicPr>
+                    <pic:cNvPr id="1557665194" name="Image 1557665194"/>
+                    <pic:cNvPicPr/>
+                  </pic:nvPicPr>
+                  <pic:blipFill rotWithShape="1">
+                    <a:blip r:embed="rId9" cstate="print">
+                      <a:extLst>
+                        <a:ext uri="{28A0092B-C50C-407E-A947-70E740481C1C}">
+                          <a14:useLocalDpi xmlns:a14="http://schemas.microsoft.com/office/drawing/2010/main" val="0"/>
+                        </a:ext>
+                      </a:extLst>
+                    </a:blip>
+                    <a:srcRect t="16074"/>
+                    <a:stretch>
+                      <a:fillRect/>
+                    </a:stretch>
+                  </pic:blipFill>
+                  <pic:spPr bwMode="auto">
+                    <a:xfrm>
+                      <a:off x="0" y="0"/>
+                      <a:ext cx="5921126" cy="1800000"/>
+                    </a:xfrm>
+                    <a:prstGeom prst="rect">
+                      <a:avLst/>
+                    </a:prstGeom>
+                    <a:ln>
+                      <a:noFill/>
+                    </a:ln>
+                    <a:extLst>
+                      <a:ext uri="{53640926-AAD7-44D8-BBD7-CCE9431645EC}">
+                        <a14:shadowObscured xmlns:a14="http://schemas.microsoft.com/office/drawing/2010/main"/>
+                      </a:ext>
+                    </a:extLst>
+                  </pic:spPr>
+                </pic:pic>
+              </a:graphicData>
+            </a:graphic>
+            <wp14:sizeRelH relativeFrom="page">
+              <wp14:pctWidth>0</wp14:pctWidth>
+            </wp14:sizeRelH>
+            <wp14:sizeRelV relativeFrom="page">
+              <wp14:pctHeight>0</wp14:pctHeight>
+            </wp14:sizeRelV>
+          </wp:anchor>
+        </w:drawing>
+      </w:r>
+      <w:r>
+        <w:br/>
+      </w:r>
+    </w:p>
+    <w:p>
+      <w:r>
+        <w:rPr>
+          <w:noProof/>
+        </w:rPr>
+        <w:drawing>
+          <wp:anchor distT="0" distB="0" distL="114300" distR="114300" simplePos="0" relativeHeight="251700224" behindDoc="1" locked="0" layoutInCell="1" allowOverlap="1" wp14:anchorId="59CC7F76" wp14:editId="112C3DC3">
+            <wp:simplePos x="0" y="0"/>
+            <wp:positionH relativeFrom="column">
+              <wp:posOffset>1322705</wp:posOffset>
+            </wp:positionH>
+            <wp:positionV relativeFrom="paragraph">
+              <wp:posOffset>1297305</wp:posOffset>
+            </wp:positionV>
+            <wp:extent cx="5920740" cy="1799590"/>
+            <wp:effectExtent l="0" t="0" r="0" b="3810"/>
+            <wp:wrapTight wrapText="bothSides">
+              <wp:wrapPolygon edited="0">
+                <wp:start x="0" y="0"/>
+                <wp:lineTo x="0" y="21493"/>
+                <wp:lineTo x="21544" y="21493"/>
+                <wp:lineTo x="21544" y="0"/>
+                <wp:lineTo x="0" y="0"/>
+              </wp:wrapPolygon>
+            </wp:wrapTight>
+            <wp:docPr id="580130006" name="Image 1"/>
+            <wp:cNvGraphicFramePr>
+              <a:graphicFrameLocks xmlns:a="http://schemas.openxmlformats.org/drawingml/2006/main" noChangeAspect="1"/>
+            </wp:cNvGraphicFramePr>
+            <a:graphic xmlns:a="http://schemas.openxmlformats.org/drawingml/2006/main">
+              <a:graphicData uri="http://schemas.openxmlformats.org/drawingml/2006/picture">
+                <pic:pic xmlns:pic="http://schemas.openxmlformats.org/drawingml/2006/picture">
+                  <pic:nvPicPr>
+                    <pic:cNvPr id="1557665194" name="Image 1557665194"/>
+                    <pic:cNvPicPr/>
+                  </pic:nvPicPr>
+                  <pic:blipFill rotWithShape="1">
+                    <a:blip r:embed="rId10" cstate="print">
+                      <a:extLst>
+                        <a:ext uri="{28A0092B-C50C-407E-A947-70E740481C1C}">
+                          <a14:useLocalDpi xmlns:a14="http://schemas.microsoft.com/office/drawing/2010/main" val="0"/>
+                        </a:ext>
+                      </a:extLst>
+                    </a:blip>
+                    <a:srcRect t="16074"/>
+                    <a:stretch>
+                      <a:fillRect/>
+                    </a:stretch>
+                  </pic:blipFill>
+                  <pic:spPr bwMode="auto">
+                    <a:xfrm>
+                      <a:off x="0" y="0"/>
+                      <a:ext cx="5920740" cy="1799590"/>
+                    </a:xfrm>
+                    <a:prstGeom prst="rect">
+                      <a:avLst/>
+                    </a:prstGeom>
+                    <a:ln>
+                      <a:noFill/>
+                    </a:ln>
+                    <a:extLst>
+                      <a:ext uri="{53640926-AAD7-44D8-BBD7-CCE9431645EC}">
+                        <a14:shadowObscured xmlns:a14="http://schemas.microsoft.com/office/drawing/2010/main"/>
+                      </a:ext>
+                    </a:extLst>
+                  </pic:spPr>
+                </pic:pic>
+              </a:graphicData>
+            </a:graphic>
+            <wp14:sizeRelH relativeFrom="page">
+              <wp14:pctWidth>0</wp14:pctWidth>
+            </wp14:sizeRelH>
+            <wp14:sizeRelV relativeFrom="page">
+              <wp14:pctHeight>0</wp14:pctHeight>
+            </wp14:sizeRelV>
+          </wp:anchor>
+        </w:drawing>
+      </w:r>
+      <w:r>
+        <w:rPr>
+          <w:noProof/>
+        </w:rPr>
+        <w:drawing>
+          <wp:anchor distT="0" distB="0" distL="114300" distR="114300" simplePos="0" relativeHeight="251706368" behindDoc="1" locked="0" layoutInCell="1" allowOverlap="1" wp14:anchorId="511F8508" wp14:editId="6DFCAAAA">
+            <wp:simplePos x="0" y="0"/>
+            <wp:positionH relativeFrom="column">
+              <wp:posOffset>5179060</wp:posOffset>
+            </wp:positionH>
+            <wp:positionV relativeFrom="paragraph">
+              <wp:posOffset>1711960</wp:posOffset>
+            </wp:positionV>
+            <wp:extent cx="5921375" cy="1799590"/>
+            <wp:effectExtent l="3493" t="0" r="317" b="318"/>
+            <wp:wrapTight wrapText="bothSides">
+              <wp:wrapPolygon edited="0">
+                <wp:start x="13" y="21642"/>
+                <wp:lineTo x="21555" y="21642"/>
+                <wp:lineTo x="21555" y="149"/>
+                <wp:lineTo x="13" y="149"/>
+                <wp:lineTo x="13" y="21642"/>
+              </wp:wrapPolygon>
+            </wp:wrapTight>
+            <wp:docPr id="332636559" name="Image 1"/>
+            <wp:cNvGraphicFramePr>
+              <a:graphicFrameLocks xmlns:a="http://schemas.openxmlformats.org/drawingml/2006/main" noChangeAspect="1"/>
+            </wp:cNvGraphicFramePr>
+            <a:graphic xmlns:a="http://schemas.openxmlformats.org/drawingml/2006/main">
+              <a:graphicData uri="http://schemas.openxmlformats.org/drawingml/2006/picture">
+                <pic:pic xmlns:pic="http://schemas.openxmlformats.org/drawingml/2006/picture">
+                  <pic:nvPicPr>
+                    <pic:cNvPr id="1557665194" name="Image 1557665194"/>
+                    <pic:cNvPicPr/>
+                  </pic:nvPicPr>
+                  <pic:blipFill rotWithShape="1">
+                    <a:blip r:embed="rId10" cstate="print">
+                      <a:extLst>
+                        <a:ext uri="{28A0092B-C50C-407E-A947-70E740481C1C}">
+                          <a14:useLocalDpi xmlns:a14="http://schemas.microsoft.com/office/drawing/2010/main" val="0"/>
+                        </a:ext>
+                      </a:extLst>
+                    </a:blip>
+                    <a:srcRect t="16074"/>
+                    <a:stretch>
+                      <a:fillRect/>
+                    </a:stretch>
+                  </pic:blipFill>
+                  <pic:spPr bwMode="auto">
+                    <a:xfrm rot="5400000">
+                      <a:off x="0" y="0"/>
+                      <a:ext cx="5921375" cy="1799590"/>
+                    </a:xfrm>
+                    <a:prstGeom prst="rect">
+                      <a:avLst/>
+                    </a:prstGeom>
+                    <a:ln>
+                      <a:noFill/>
+                    </a:ln>
+                    <a:extLst>
+                      <a:ext uri="{53640926-AAD7-44D8-BBD7-CCE9431645EC}">
+                        <a14:shadowObscured xmlns:a14="http://schemas.microsoft.com/office/drawing/2010/main"/>
+                      </a:ext>
+                    </a:extLst>
+                  </pic:spPr>
+                </pic:pic>
+              </a:graphicData>
+            </a:graphic>
+            <wp14:sizeRelH relativeFrom="page">
+              <wp14:pctWidth>0</wp14:pctWidth>
+            </wp14:sizeRelH>
+            <wp14:sizeRelV relativeFrom="page">
+              <wp14:pctHeight>0</wp14:pctHeight>
+            </wp14:sizeRelV>
+          </wp:anchor>
+        </w:drawing>
+      </w:r>
+      <w:r>
+        <w:rPr>
+          <w:noProof/>
+        </w:rPr>
+        <w:drawing>
+          <wp:anchor distT="0" distB="0" distL="114300" distR="114300" simplePos="0" relativeHeight="251702272" behindDoc="1" locked="0" layoutInCell="1" allowOverlap="1" wp14:anchorId="7AFF838B" wp14:editId="71E80B0B">
+            <wp:simplePos x="0" y="0"/>
+            <wp:positionH relativeFrom="column">
+              <wp:posOffset>0</wp:posOffset>
+            </wp:positionH>
+            <wp:positionV relativeFrom="paragraph">
+              <wp:posOffset>3092450</wp:posOffset>
+            </wp:positionV>
+            <wp:extent cx="5920740" cy="1799590"/>
+            <wp:effectExtent l="0" t="0" r="0" b="3810"/>
+            <wp:wrapTight wrapText="bothSides">
+              <wp:wrapPolygon edited="0">
+                <wp:start x="0" y="0"/>
+                <wp:lineTo x="0" y="21493"/>
+                <wp:lineTo x="21544" y="21493"/>
+                <wp:lineTo x="21544" y="0"/>
+                <wp:lineTo x="0" y="0"/>
+              </wp:wrapPolygon>
+            </wp:wrapTight>
+            <wp:docPr id="1356359770" name="Image 1"/>
+            <wp:cNvGraphicFramePr>
+              <a:graphicFrameLocks xmlns:a="http://schemas.openxmlformats.org/drawingml/2006/main" noChangeAspect="1"/>
+            </wp:cNvGraphicFramePr>
+            <a:graphic xmlns:a="http://schemas.openxmlformats.org/drawingml/2006/main">
+              <a:graphicData uri="http://schemas.openxmlformats.org/drawingml/2006/picture">
+                <pic:pic xmlns:pic="http://schemas.openxmlformats.org/drawingml/2006/picture">
+                  <pic:nvPicPr>
+                    <pic:cNvPr id="1557665194" name="Image 1557665194"/>
+                    <pic:cNvPicPr/>
+                  </pic:nvPicPr>
+                  <pic:blipFill rotWithShape="1">
+                    <a:blip r:embed="rId10" cstate="print">
+                      <a:extLst>
+                        <a:ext uri="{28A0092B-C50C-407E-A947-70E740481C1C}">
+                          <a14:useLocalDpi xmlns:a14="http://schemas.microsoft.com/office/drawing/2010/main" val="0"/>
+                        </a:ext>
+                      </a:extLst>
+                    </a:blip>
+                    <a:srcRect t="16074"/>
+                    <a:stretch>
+                      <a:fillRect/>
+                    </a:stretch>
+                  </pic:blipFill>
+                  <pic:spPr bwMode="auto">
+                    <a:xfrm>
+                      <a:off x="0" y="0"/>
+                      <a:ext cx="5920740" cy="1799590"/>
+                    </a:xfrm>
+                    <a:prstGeom prst="rect">
+                      <a:avLst/>
+                    </a:prstGeom>
+                    <a:ln>
+                      <a:noFill/>
+                    </a:ln>
+                    <a:extLst>
+                      <a:ext uri="{53640926-AAD7-44D8-BBD7-CCE9431645EC}">
+                        <a14:shadowObscured xmlns:a14="http://schemas.microsoft.com/office/drawing/2010/main"/>
+                      </a:ext>
+                    </a:extLst>
+                  </pic:spPr>
+                </pic:pic>
+              </a:graphicData>
+            </a:graphic>
+            <wp14:sizeRelH relativeFrom="page">
+              <wp14:pctWidth>0</wp14:pctWidth>
+            </wp14:sizeRelH>
+            <wp14:sizeRelV relativeFrom="page">
+              <wp14:pctHeight>0</wp14:pctHeight>
+            </wp14:sizeRelV>
+          </wp:anchor>
+        </w:drawing>
+      </w:r>
+      <w:r>
+        <w:rPr>
+          <w:noProof/>
+        </w:rPr>
+        <w:drawing>
+          <wp:anchor distT="0" distB="0" distL="114300" distR="114300" simplePos="0" relativeHeight="251704320" behindDoc="1" locked="0" layoutInCell="1" allowOverlap="1" wp14:anchorId="4B68FED7" wp14:editId="47A7229F">
+            <wp:simplePos x="0" y="0"/>
+            <wp:positionH relativeFrom="column">
+              <wp:posOffset>1256030</wp:posOffset>
+            </wp:positionH>
+            <wp:positionV relativeFrom="paragraph">
+              <wp:posOffset>4895451</wp:posOffset>
+            </wp:positionV>
+            <wp:extent cx="5920740" cy="1799590"/>
+            <wp:effectExtent l="0" t="0" r="0" b="3810"/>
+            <wp:wrapTight wrapText="bothSides">
+              <wp:wrapPolygon edited="0">
+                <wp:start x="0" y="0"/>
+                <wp:lineTo x="0" y="21493"/>
+                <wp:lineTo x="21544" y="21493"/>
+                <wp:lineTo x="21544" y="0"/>
+                <wp:lineTo x="0" y="0"/>
+              </wp:wrapPolygon>
+            </wp:wrapTight>
+            <wp:docPr id="1204425855" name="Image 1"/>
+            <wp:cNvGraphicFramePr>
+              <a:graphicFrameLocks xmlns:a="http://schemas.openxmlformats.org/drawingml/2006/main" noChangeAspect="1"/>
+            </wp:cNvGraphicFramePr>
+            <a:graphic xmlns:a="http://schemas.openxmlformats.org/drawingml/2006/main">
+              <a:graphicData uri="http://schemas.openxmlformats.org/drawingml/2006/picture">
+                <pic:pic xmlns:pic="http://schemas.openxmlformats.org/drawingml/2006/picture">
+                  <pic:nvPicPr>
+                    <pic:cNvPr id="1557665194" name="Image 1557665194"/>
+                    <pic:cNvPicPr/>
+                  </pic:nvPicPr>
+                  <pic:blipFill rotWithShape="1">
+                    <a:blip r:embed="rId10" cstate="print">
+                      <a:extLst>
+                        <a:ext uri="{28A0092B-C50C-407E-A947-70E740481C1C}">
+                          <a14:useLocalDpi xmlns:a14="http://schemas.microsoft.com/office/drawing/2010/main" val="0"/>
+                        </a:ext>
+                      </a:extLst>
+                    </a:blip>
+                    <a:srcRect t="16074"/>
+                    <a:stretch>
+                      <a:fillRect/>
+                    </a:stretch>
+                  </pic:blipFill>
+                  <pic:spPr bwMode="auto">
+                    <a:xfrm>
+                      <a:off x="0" y="0"/>
+                      <a:ext cx="5920740" cy="1799590"/>
+                    </a:xfrm>
+                    <a:prstGeom prst="rect">
+                      <a:avLst/>
+                    </a:prstGeom>
+                    <a:ln>
+                      <a:noFill/>
+                    </a:ln>
+                    <a:extLst>
+                      <a:ext uri="{53640926-AAD7-44D8-BBD7-CCE9431645EC}">
+                        <a14:shadowObscured xmlns:a14="http://schemas.microsoft.com/office/drawing/2010/main"/>
+                      </a:ext>
+                    </a:extLst>
+                  </pic:spPr>
+                </pic:pic>
+              </a:graphicData>
+            </a:graphic>
+            <wp14:sizeRelH relativeFrom="page">
+              <wp14:pctWidth>0</wp14:pctWidth>
+            </wp14:sizeRelH>
+            <wp14:sizeRelV relativeFrom="page">
+              <wp14:pctHeight>0</wp14:pctHeight>
+            </wp14:sizeRelV>
+          </wp:anchor>
+        </w:drawing>
+      </w:r>
+    </w:p>
     <w:sectPr>
       <w:pgSz w:w="15840" w:h="12240" w:orient="landscape"/>
-      <w:pgMar w:top="720" w:right="720" w:bottom="720" w:left="720" w:header="720" w:footer="280" w:gutter="0"/>
+      <w:pgMar w:top="567" w:right="799" w:bottom="567" w:left="720" w:header="720" w:footer="278" w:gutter="0"/>
       <w:pgNumType w:chapStyle="1"/>
       <w:cols w:space="708"/>
       <w:docGrid w:linePitch="360"/>
@@ -3284,14 +3951,14 @@
         <v:path o:extrusionok="f" gradientshapeok="t" o:connecttype="rect"/>
         <o:lock v:ext="edit" aspectratio="t"/>
       </v:shapetype>
-      <v:shape id="_x0000_i1025" type="#_x0000_t75" style="width:9.15pt;height:9.15pt" o:bullet="t">
+      <v:shape id="_x0000_i1025" type="#_x0000_t75" style="width:9.2pt;height:9.2pt" o:bullet="t">
         <v:imagedata r:id="rId1" o:title="BD10267_"/>
       </v:shape>
     </w:pict>
   </w:numPicBullet>
   <w:numPicBullet w:numPicBulletId="1">
     <w:pict>
-      <v:shape w14:anchorId="75A166E6" id="_x0000_i1026" type="#_x0000_t75" style="width:11.65pt;height:11.65pt" o:bullet="t">
+      <v:shape w14:anchorId="75A166E6" id="_x0000_i1026" type="#_x0000_t75" style="width:11.7pt;height:11.7pt" o:bullet="t">
         <v:imagedata r:id="rId2" o:title="mso32D9"/>
       </v:shape>
     </w:pict>
